--- a/resources/forms/Worksheet 02-01 Evaluating Your Sport First Aid Game Plan.docx
+++ b/resources/forms/Worksheet 02-01 Evaluating Your Sport First Aid Game Plan.docx
@@ -4,22 +4,9 @@
   <w:body>
     <w:p>
       <w:pPr>
-        <w:rPr>
-          <w:rFonts w:ascii="Arial" w:hAnsi="Arial" w:cs="Arial"/>
-          <w:b/>
-          <w:bCs/>
-          <w:sz w:val="28"/>
-          <w:szCs w:val="28"/>
-        </w:rPr>
+        <w:pStyle w:val="Heading1"/>
       </w:pPr>
       <w:r>
-        <w:rPr>
-          <w:rFonts w:ascii="Arial" w:hAnsi="Arial" w:cs="Arial"/>
-          <w:b/>
-          <w:bCs/>
-          <w:sz w:val="28"/>
-          <w:szCs w:val="28"/>
-        </w:rPr>
         <w:t>Worksheet 2.1 Evaluating Your Sport First Aid Game Plan</w:t>
       </w:r>
     </w:p>
@@ -252,25 +239,7 @@
                 <w:sz w:val="24"/>
                 <w:szCs w:val="24"/>
               </w:rPr>
-              <w:t xml:space="preserve">Have </w:t>
-            </w:r>
-            <w:proofErr w:type="gramStart"/>
-            <w:r>
-              <w:rPr>
-                <w:rFonts w:ascii="Arial" w:hAnsi="Arial" w:cs="Arial"/>
-                <w:sz w:val="24"/>
-                <w:szCs w:val="24"/>
-              </w:rPr>
-              <w:t>all of</w:t>
-            </w:r>
-            <w:proofErr w:type="gramEnd"/>
-            <w:r>
-              <w:rPr>
-                <w:rFonts w:ascii="Arial" w:hAnsi="Arial" w:cs="Arial"/>
-                <w:sz w:val="24"/>
-                <w:szCs w:val="24"/>
-              </w:rPr>
-              <w:t xml:space="preserve"> your athletes filled out an informed consent form for emergency medical treatment, a health history form, and an emergency information card?</w:t>
+              <w:t>Have all of your athletes filled out an informed consent form for emergency medical treatment, a health history form, and an emergency information card?</w:t>
             </w:r>
           </w:p>
         </w:tc>
@@ -827,25 +796,7 @@
                 <w:sz w:val="24"/>
                 <w:szCs w:val="24"/>
               </w:rPr>
-              <w:t xml:space="preserve">Do you teach athletes appropriate skills and correct </w:t>
-            </w:r>
-            <w:proofErr w:type="gramStart"/>
-            <w:r>
-              <w:rPr>
-                <w:rFonts w:ascii="Arial" w:hAnsi="Arial" w:cs="Arial"/>
-                <w:sz w:val="24"/>
-                <w:szCs w:val="24"/>
-              </w:rPr>
-              <w:t>technique</w:t>
-            </w:r>
-            <w:proofErr w:type="gramEnd"/>
-            <w:r>
-              <w:rPr>
-                <w:rFonts w:ascii="Arial" w:hAnsi="Arial" w:cs="Arial"/>
-                <w:sz w:val="24"/>
-                <w:szCs w:val="24"/>
-              </w:rPr>
-              <w:t xml:space="preserve"> and repeatedly warn them against using potentially dangerous techniques?</w:t>
+              <w:t>Do you teach athletes appropriate skills and correct technique and repeatedly warn them against using potentially dangerous techniques?</w:t>
             </w:r>
           </w:p>
         </w:tc>
@@ -1112,7 +1063,15 @@
         <w:sz w:val="20"/>
         <w:szCs w:val="20"/>
       </w:rPr>
-      <w:t xml:space="preserve">. (Human Kinetics, 2027). Reprinted by permission from R. Rehberg, </w:t>
+      <w:t xml:space="preserve"> </w:t>
+    </w:r>
+    <w:r>
+      <w:rPr>
+        <w:rFonts w:ascii="Arial" w:hAnsi="Arial" w:cs="Arial"/>
+        <w:sz w:val="20"/>
+        <w:szCs w:val="20"/>
+      </w:rPr>
+      <w:t xml:space="preserve">(Human Kinetics, 2027). Reprinted by permission from R. Rehberg, </w:t>
     </w:r>
     <w:r>
       <w:rPr>
@@ -5407,18 +5366,16 @@
     <w:link w:val="Heading1Char"/>
     <w:uiPriority w:val="9"/>
     <w:qFormat/>
-    <w:rsid w:val="002C6F98"/>
+    <w:rsid w:val="00540732"/>
     <w:pPr>
-      <w:keepNext/>
-      <w:keepLines/>
-      <w:spacing w:before="240"/>
       <w:outlineLvl w:val="0"/>
     </w:pPr>
     <w:rPr>
-      <w:rFonts w:asciiTheme="majorHAnsi" w:eastAsiaTheme="majorEastAsia" w:hAnsiTheme="majorHAnsi" w:cstheme="majorBidi"/>
-      <w:color w:val="2F5496" w:themeColor="accent1" w:themeShade="BF"/>
-      <w:sz w:val="32"/>
-      <w:szCs w:val="32"/>
+      <w:rFonts w:ascii="Arial" w:hAnsi="Arial" w:cs="Arial"/>
+      <w:b/>
+      <w:bCs/>
+      <w:sz w:val="28"/>
+      <w:szCs w:val="28"/>
     </w:rPr>
   </w:style>
   <w:style w:type="paragraph" w:styleId="Heading2">
@@ -5603,13 +5560,14 @@
     <w:basedOn w:val="DefaultParagraphFont"/>
     <w:link w:val="Heading1"/>
     <w:uiPriority w:val="9"/>
-    <w:rsid w:val="002C6F98"/>
+    <w:rsid w:val="00540732"/>
     <w:rPr>
-      <w:rFonts w:asciiTheme="majorHAnsi" w:eastAsiaTheme="majorEastAsia" w:hAnsiTheme="majorHAnsi" w:cstheme="majorBidi"/>
-      <w:color w:val="2F5496" w:themeColor="accent1" w:themeShade="BF"/>
+      <w:rFonts w:ascii="Arial" w:eastAsia="Cambria" w:hAnsi="Arial" w:cs="Arial"/>
+      <w:b/>
+      <w:bCs/>
       <w:kern w:val="0"/>
-      <w:sz w:val="32"/>
-      <w:szCs w:val="32"/>
+      <w:sz w:val="28"/>
+      <w:szCs w:val="28"/>
       <w14:ligatures w14:val="none"/>
     </w:rPr>
   </w:style>
